--- a/弱先验改造/01_完整模型先验依赖审计.docx
+++ b/弱先验改造/01_完整模型先验依赖审计.docx
@@ -108,21 +108,10 @@
       <w:r>
         <w:rPr>
           <w:rFonts w:ascii="SimSun" w:hAnsi="SimSun" w:eastAsia="SimSun"/>
+          <w:b/>
           <w:i/>
         </w:rPr>
-        <w:t>**按照当前代码，要实现目标参考模型 M_ref 与规划环境模型 M_plan 解耦，属于：</w:t>
-      </w:r>
-    </w:p>
-    <w:p>
-      <w:pPr>
-        <w:ind w:left="360"/>
-      </w:pPr>
-      <w:r>
-        <w:rPr>
-          <w:rFonts w:ascii="SimSun" w:hAnsi="SimSun" w:eastAsia="SimSun"/>
-          <w:i/>
-        </w:rPr>
-        <w:t>B. 中等修改。**</w:t>
+        <w:t>按照当前代码，要实现目标参考模型 M_ref 与规划环境模型 M_plan 解耦，属于 B. 中等修改。</w:t>
       </w:r>
     </w:p>
     <w:p>
